--- a/validation/bakuzis_stress_v2/release_20261030/report/2026-10-29_fvs-modern-catalog-report_DRAFT.docx
+++ b/validation/bakuzis_stress_v2/release_20261030/report/2026-10-29_fvs-modern-catalog-report_DRAFT.docx
@@ -40,7 +40,7 @@
     </w:p>
     <w:p>
       <w:r>
-        <w:t>fvs-modern can run every Forest Vegetation Simulator (FVS) variant with either the variant's native mortality or GOMPIT crown closure survival, and with either the fvs-modern default parameters or a Bayesian calibrated maximum a posteriori (MAP) set. A user needs to know which of those four combinations stays biologically plausible over the horizons FVS is used for. This report describes a configuration catalog that answers that question per variant from evidence, the pre-registered rule behind it, the red team repairs that changed it, the stress test run after it shipped, and the selector that reads it. For each of 18 variants, up to 300 FIA plots (4,748 stands in all) were projected 100 years under all four arms and gated on the FIA fitting envelope (the plot level basal area p99.9 and the stand density index p99.9), on Reineke self-thinning, and on a stocking lower bound. Seven variants have at least one admissible fvs-modern arm (ACD, BM, CS, LS, NE, SN, WS) and eleven do not (CA, CI, CR, EC, EM, IE, PN, SO, TT, UT, WC), nearly all on the self-thinning axis alone. A stress test of 144 alternative rules and 500 stand bootstraps changed none of the 72 arm verdicts; seven admissible and eight not-admissible arms are fragile, and the catalog carries that label. The catalog was regenerated on the evening of October 29 after the cause of the year zero seeding failures was found in the stand generator (FIA live records with a null TPA_UNADJ had been filled with 6.0 trees per acre); every sampled stand now passes the year zero gate and no verdict changed. On October 30 the calibrated arms were rerun after a second defect was found: the in-process calibrated overlay wrote a maximum stand density index of 0 for species without a calibrated value (fvs-modern pull request 135). Four verdict fields changed (the least bad arm named for EM and for WC, one alternative rule verdict in WC, and one stability label in NE), and no status and no primary rule verdict changed; this report describes that catalog (version 1.2.0 of the Zenodo record). The catalog, the gate table, the scripts, and the per variant Bakuzis scorecards are on the fvs-modern main branch (commit fb4cf10d) and in the Zenodo record that accompanies this report.</w:t>
+        <w:t>fvs-modern can run every Forest Vegetation Simulator (FVS) variant with either the variant's native mortality or GOMPIT crown closure survival, and with either the fvs-modern default parameters or a Bayesian calibrated maximum a posteriori (MAP) set. A user needs to know which of those four combinations stays biologically plausible over the horizons FVS is used for. This report describes a configuration catalog that answers that question per variant from evidence, the pre-registered rule behind it, the red team repairs that changed it, the stress test run after it shipped, and the selector that reads it. For each of 18 variants, up to 300 FIA plots (4,748 stands in all) were projected 100 years under all four arms and gated on the FIA fitting envelope (the plot level basal area p99.9 and the stand density index p99.9), on Reineke self-thinning, and on a stocking lower bound. Seven variants have at least one admissible fvs-modern arm (ACD, BM, CS, LS, NE, SN, WS) and eleven do not (CA, CI, CR, EC, EM, IE, PN, SO, TT, UT, WC), nearly all on the self-thinning axis alone. A stress test of 144 alternative rules and 500 stand bootstraps changed none of the 72 arm verdicts; six admissible and eight not-admissible arms are fragile, and the catalog carries that label. The catalog was regenerated on the evening of October 29 after the cause of the year zero seeding failures was found in the stand generator (FIA live records with a null TPA_UNADJ had been filled with 6.0 trees per acre); every sampled stand now passes the year zero gate and no verdict changed. On October 30 the calibrated arms were rerun after a second defect was found: the in-process calibrated overlay wrote a maximum stand density index of 0 for species without a calibrated value (fvs-modern pull request 135). Four verdict fields changed (the least bad arm named for EM and for WC, one alternative rule verdict in WC, and one stability label in NE), and no status and no primary rule verdict changed. The catalog was then rerun once more on all four arms (catalog v8, fvs-modern pull requests 144 and 145) after the expansion of condition trees was corrected to use the condition's share of each plot size (MICRPROP_UNADJ, SUBPPROP_UNADJ, MACRPROP_UNADJ) rather than CONDPROP_UNADJ alone (D5); 266 of the 4,748 stands seeded more than 2 percent differently, no primary rule verdict, recommended arm or status changed, WC lost its two alternative rule admissible arms (Wilson upper bound of the Reineke flag rate 0.249 and 0.247 to 0.251) and so is no longer rule sensitive, and WS calibrated native moved from fragile to stable admissible; this report describes that catalog (version 1.2.0 of the Zenodo record). The catalog, the gate table, the scripts, and the per variant Bakuzis scorecards are in the fvs-modern repository (catalog v8 in pull requests 144 and 145, which build on main at fb4cf10d) and in the Zenodo record that accompanies this report.</w:t>
       </w:r>
     </w:p>
     <w:p>
@@ -78,12 +78,12 @@
     </w:p>
     <w:p>
       <w:r>
-        <w:t>The sample frame is the plot level roll up of the CONUS remeasurement pairs file used to fit the fvs-conus projector, which assigns each plot to an FVS variant. Up to 300 plots per variant were drawn with a fixed seed (17 variants carry plots; PN has 38, CA and TT 142, WC 226, the rest 300). The Acadian variant has no assignment in that file and uses the Northeast plots in Maine, New Hampshire and Vermont, which is an assumption the catalog states. Five variants with no plots in the frame (AK, KT, NC, OC and OP) are reported as not evaluated rather than filled from another source. Each plot's first measurement condition was written to FVS stand and tree initialization tables with the public FIA coordinate, the condition's site species and the variant's Forest Service region. Trees are those of the sampled condition expanded to the condition acre by CONDPROP_UNADJ, which is the definition of the FIA live basal area the gates compare against, and species the compiled variant does not carry are relabelled to its other softwood or other hardwood code as FVS itself does on input. A year zero gate records whether each stand entered the engine within 20 percent of its FIA live basal area (or within 1 ft² ac⁻¹ for the few stands too sparse for a relative tolerance); only stands that pass enter the gates. In the first catalog that gate failed 263 stands, nearly all eastern, which entered above their FIA basal area at a median of 1.46 times. The cause was found on October 29: FIA live tree records with a null TPA_UNADJ (periodic to annual growth, removal and mortality trees on legacy subplot numbers, 2002 to 2008 plots), which carry no area expansion and contribute nothing to BALIVE, were filled with 6.0 trees per acre by the stand generator and entered the engine as real trees. Single cycle runs showed the engine reproducing its input exactly, so the excess was in the input. The generator now drops those records (3,617 records from 371 stands: SN 205 stands, CS 79, LS 66, NE 21), the catalog was regenerated, and all 4,748 sampled stands pass the gate.</w:t>
+        <w:t>The sample frame is the plot level roll up of the CONUS remeasurement pairs file used to fit the fvs-conus projector, which assigns each plot to an FVS variant. Up to 300 plots per variant were drawn with a fixed seed (17 variants carry plots; PN has 38, CA and TT 142, WC 226, the rest 300). The Acadian variant has no assignment in that file and uses the Northeast plots in Maine, New Hampshire and Vermont, which is an assumption the catalog states. Five variants with no plots in the frame (AK, KT, NC, OC and OP) are reported as not evaluated rather than filled from another source. Each plot's first measurement condition was written to FVS stand and tree initialization tables with the public FIA coordinate, the condition's site species and the variant's Forest Service region. Trees are those of the sampled condition, expanded by the condition's share of the plot size each tree was measured on (MICRPROP_UNADJ for microplot trees, SUBPPROP_UNADJ for subplot trees and MACRPROP_UNADJ for macroplot trees), which is how FIA computes the live basal area the gates compare against, and species the compiled variant does not carry are relabelled to its other softwood or other hardwood code as FVS itself does on input. A year zero gate records whether each stand entered the engine within 20 percent of its FIA live basal area (or within 1 ft² ac⁻¹ for the few stands too sparse for a relative tolerance); only stands that pass enter the gates. In the first catalog that gate failed 263 stands, nearly all eastern, which entered above their FIA basal area at a median of 1.46 times. The cause was found on October 29: FIA live tree records with a null TPA_UNADJ (periodic to annual growth, removal and mortality trees on legacy subplot numbers, 2002 to 2008 plots), which carry no area expansion and contribute nothing to BALIVE, were filled with 6.0 trees per acre by the stand generator and entered the engine as real trees. Single cycle runs showed the engine reproducing its input exactly, so the excess was in the input. The generator now drops those records (3,617 records from 371 stands: SN 205 stands, CS 79, LS 66, NE 21), the catalog was regenerated, and all 4,748 sampled stands pass the gate.</w:t>
       </w:r>
     </w:p>
     <w:p>
       <w:r>
-        <w:t>Every stand was projected 100 years at a 5 year step under four arms: default and calibrated MAP parameters, each with native and GOMPIT survival, with no regeneration keywords and no posterior draws. EM and IE run with NOAUTOES because their establishment models otherwise add stems in every projection; no other variant establishes regeneration. The runs were Cardinal array jobs 15976824 and 15984133 after library build 15967530 with the GOMPSURV fix. The calibrated arms of the current catalog were rerun with the overlay fix in array 16016015 on October 30 on the same sample and seed; the default arms are not touched by the overlay and were carried over, and a rerun of 10 stands each in CA and WC with the fixed code reproduced them with zero difference. The fvs-conus projector arms (b1 and b2 by native and GOMPIT) are listed in the gate table for comparison from an October 27 rescore of 1,500 stands per variant, with the caveat that they were neither run on the common sample nor through this engine.</w:t>
+        <w:t>Every stand was projected 100 years at a 5 year step under four arms: default and calibrated MAP parameters, each with native and GOMPIT survival, with no regeneration keywords and no posterior draws. EM and IE run with NOAUTOES because their establishment models otherwise add stems in every projection; no other variant establishes regeneration. The runs were Cardinal array jobs 15976824 and 15984133 after library build 15967530 with the GOMPSURV fix. The calibrated arms of the current catalog were rerun with the overlay fix in array 16016015 on October 30 on the same sample and seed; the default arms are not touched by the overlay and were carried over, and a rerun of 10 stands each in CA and WC with the fixed code reproduced them with zero difference. All four arms were then rerun with the plot-size expansion in array 16023222 (catalog v8), which is the catalog reported here. The fvs-conus projector arms (b1 and b2 by native and GOMPIT) are listed in the gate table for comparison from an October 27 rescore of 1,500 stands per variant, with the caveat that they were neither run on the common sample nor through this engine.</w:t>
       </w:r>
     </w:p>
     <w:p>
@@ -107,7 +107,7 @@
     </w:p>
     <w:p>
       <w:r>
-        <w:t>The thresholds are plot level percentiles of the fitting data by variant. They are age censored population extremes, so a variant whose inventory is young or managed has a lower ceiling than its unmanaged stands could reach; the 50 year gate limits how far that bias reaches, and where a variant has fewer than 1,000 fitting plots the p99.9 is the sample maximum, which the gate table discloses. An alternative Reineke gate, the Wilson upper bound of the flag rate under 25 percent on at least 30 evaluated trajectories, was added after the interim scoring showed the western pattern and before the final scoring; both verdicts are carried and the catalog flags the eight variants where they differ. The catalog ships under the primary rule, a decision of October 29, 2026, because the alternative admits western arms by declining to test their self-thinning.</w:t>
+        <w:t>The thresholds are plot level percentiles of the fitting data by variant. They are age censored population extremes, so a variant whose inventory is young or managed has a lower ceiling than its unmanaged stands could reach; the 50 year gate limits how far that bias reaches, and where a variant has fewer than 1,000 fitting plots the p99.9 is the sample maximum, which the gate table discloses. An alternative Reineke gate, the Wilson upper bound of the flag rate under 25 percent on at least 30 evaluated trajectories, was added after the interim scoring showed the western pattern and before the final scoring; both verdicts are carried and the catalog flags the seven variants where they differ. The catalog ships under the primary rule, a decision of October 29, 2026, because the alternative admits western arms by declining to test their self-thinning.</w:t>
       </w:r>
     </w:p>
     <w:p>
@@ -131,12 +131,12 @@
     </w:p>
     <w:p>
       <w:r>
-        <w:t>Table 1 gives the verdict by variant and Figure 1 places all 72 engine arms in the space of the two gates that decide. Under the primary rule seven variants have admissible fvs-modern arms: ACD, BM, CS, NE and SN on all four, LS on the two calibrated arms, and WS on calibrated native alone. Eleven do not. In CA, CI, CR, EC, IE, SO, TT and UT every arm passes the magnitude and stocking gates and fails only on the Reineke axis; in EM every arm fails both the basal area gate and the Reineke gate, and in WC the arms that pass magnitude fail on Reineke; PN fails the basal area gate on 38 stands. The magnitude test is passed almost everywhere: the 50 year share above the basal area p99.9 is at or below 1.7 percent in 14 of 18 variants, the SDI ceiling is never exceeded by more than 4.9 percent of stands, and the year 50 lower bound passes in every arm. The exceptions are EM (22 percent on both native arms, with 8 and 10 percent on the default and calibrated GOMPIT arms), LS (15 and 10 percent on the default arms), WC (11 and 18 percent on the default and calibrated native arms) and PN (34 and 32 percent native).</w:t>
+        <w:t>Table 1 gives the verdict by variant and Figure 1 places all 72 engine arms in the space of the two gates that decide. Under the primary rule seven variants have admissible fvs-modern arms: ACD, BM, CS, NE and SN on all four, LS on the two calibrated arms, and WS on calibrated native alone. Eleven do not. In CA, CI, CR, EC, IE, SO, TT and UT every arm passes the magnitude and stocking gates and fails only on the Reineke axis; in EM every arm fails both the basal area gate and the Reineke gate, and in WC the arms that pass magnitude fail on Reineke; PN fails the basal area gate on 38 stands. The magnitude test is passed almost everywhere: the 50 year share above the basal area p99.9 is at or below 1.7 percent in 14 of 18 variants, the SDI ceiling is never exceeded by more than 5.3 percent of stands (WC calibrated native), and the year 50 lower bound passes in every arm. The exceptions are EM (22 percent on both native arms, with 8 and 10 percent on the default and calibrated GOMPIT arms), LS (15 and 10 percent on the default arms), WC (10 and 19 percent on the default and calibrated native arms) and PN (34 and 32 percent native).</w:t>
       </w:r>
     </w:p>
     <w:p>
       <w:r>
-        <w:t>Two patterns sit behind the Reineke failures. In CA, TT, UT, WC, EM and CR the default native arm does not self-thin: median within stand slopes of log stems on log quadratic mean diameter are -0.83, -0.84, -1.12, -1.11, -1.04 and -1.46 against Reineke's -1.605, with flag rates of 27 to 84 percent, and calibrated GOMPIT moves the medians to -1.57 to -1.90 while the flag rates stay at 14 to 39 percent because the slopes are dispersed across stands. In EM and IE the regeneration confound is gone with NOAUTOES, stems now decline, and the flag rates remain at 13 to 64 percent in EM and 32 to 56 percent in IE, so the self-thinning failure stands on its own. Across the West only 18 to 202 trajectories per variant reach the relative density gate on the best populated arm, and in SO and TT the flag rate rests on 17 to 18 and 7 to 31 trajectories. The projector arms are a different population: their median 50 year basal area exceedance across variants is 19 percent for b1 native, 6 percent for b2 native and 2 to 3 percent under GOMPIT, and none is admissible under the primary rule.</w:t>
+        <w:t>Two patterns sit behind the Reineke failures. In CA, TT, UT, WC, EM and CR the default native arm does not self-thin: median within stand slopes of log stems on log quadratic mean diameter are -0.83, -0.84, -1.12, -1.11, -1.04 and -1.46 against Reineke's -1.605, with flag rates of 27 to 84 percent, and calibrated GOMPIT moves the medians to -1.56 to -1.90 while the flag rates stay at 14 to 39 percent because the slopes are dispersed across stands. In EM and IE the regeneration confound is gone with NOAUTOES, stems now decline, and the flag rates remain at 13 to 64 percent in EM and 32 to 56 percent in IE, so the self-thinning failure stands on its own. Across the West only 18 to 202 trajectories per variant reach the relative density gate on the best populated arm, and in SO and TT the flag rate rests on 17 to 18 and 7 to 31 trajectories. The projector arms are a different population: their median 50 year basal area exceedance across variants is 19 percent for b1 native, 6 percent for b2 native and 2 to 3 percent under GOMPIT, and none is admissible under the primary rule.</w:t>
       </w:r>
     </w:p>
     <w:p>
@@ -1882,7 +1882,7 @@
                 <w:b w:val="0"/>
                 <w:sz w:val="17"/>
               </w:rPr>
-              <w:t>0.17</w:t>
+              <w:t>0.15</w:t>
             </w:r>
           </w:p>
         </w:tc>
@@ -1909,7 +1909,7 @@
                 <w:b w:val="0"/>
                 <w:sz w:val="17"/>
               </w:rPr>
-              <w:t>0.33</w:t>
+              <w:t>0.17</w:t>
             </w:r>
           </w:p>
         </w:tc>
@@ -4062,7 +4062,7 @@
                 <w:b w:val="0"/>
                 <w:sz w:val="17"/>
               </w:rPr>
-              <w:t>0.03</w:t>
+              <w:t>0.01</w:t>
             </w:r>
           </w:p>
         </w:tc>
@@ -4116,7 +4116,7 @@
                 <w:b w:val="0"/>
                 <w:sz w:val="17"/>
               </w:rPr>
-              <w:t>yes</w:t>
+              <w:t>no</w:t>
             </w:r>
           </w:p>
         </w:tc>
@@ -4280,7 +4280,7 @@
                 <w:b w:val="0"/>
                 <w:sz w:val="17"/>
               </w:rPr>
-              <w:t>0.89</w:t>
+              <w:t>0.92</w:t>
             </w:r>
           </w:p>
         </w:tc>
@@ -4429,12 +4429,12 @@
         <w:t>stress_catalog.R</w:t>
       </w:r>
       <w:r>
-        <w:t>, Cardinal job 16016080 on the current catalog; 16003647 on version 1.1.0 and 15990793 on the first). The first part is a rule grid of 144 cells: horizon 50 or 100 years, exceedance tolerance 3, 5 or 10 percent, Wilson upper bound 10 or 15 percent, basal area ceiling at the p99.9 or the p99, Reineke flag tolerance 10, 15 or 25 percent, and a minimum of 10 or 30 evaluated trajectories. The second is a stand bootstrap, 500 resamples with replacement per variant under the shipped rule. Recomputing the shipped rule inside the stress script reproduced all 72 catalog verdicts, which is also an independent check of the gate script.</w:t>
+        <w:t>, Cardinal job 16033492 on the current catalog, v8; 16016080 on v6, 16003647 on version 1.1.0 and 15990793 on the first). The first part is a rule grid of 144 cells: horizon 50 or 100 years, exceedance tolerance 3, 5 or 10 percent, Wilson upper bound 10 or 15 percent, basal area ceiling at the p99.9 or the p99, Reineke flag tolerance 10, 15 or 25 percent, and a minimum of 10 or 30 evaluated trajectories. The second is a stand bootstrap, 500 resamples with replacement per variant under the shipped rule. Recomputing the shipped rule inside the stress script reproduced all 72 catalog verdicts, which is also an independent check of the gate script.</w:t>
       </w:r>
     </w:p>
     <w:p>
       <w:r>
-        <w:t>The bootstrap splits the 23 admissible arms into 16 stable (admissible in at least 90 percent of resamples and at least half the grid) and 7 fragile, and the 49 not admissible arms into 41 stable and 8 fragile (Table 2, Figure 2). At the variant level, which is what the selector acts on, the seven recommended variants keep at least one admissible engine arm in 100 percent of resamples for ACD, BM, CS, NE and SN, 99 percent for LS and 89 percent for WS. The fragile not admissible arms are all among the thirteen that a 25 percent Reineke tolerance admits, and the bootstrap puts all eight below even odds (CI default native sits at 0.50), so the primary rule's refusal to recommend them is not an artifact of one draw of stands. CA, IE, PN and UT are admitted by no cell of the grid. The grid shows where the rule does its work: the Reineke tolerance is the only axis that changes recommended variants (25 percent admits 12 further arms in CI, CR, EC, SO, TT, WC and WS); the p99 ceiling admits only three arms anywhere, so the shipped p99.9 is the permissive end of the magnitude axis; the 100 year horizon removes one arm (LS calibrated native) and no variant; the 3 percent tolerance removes four arms and no variant; the minimum of 30 evaluated trajectories changes nothing. In NE the stable arm is default native (96 percent) while the shipped preference for GOMPIT rests on the Paper 2 near term cohort, so the catalog's NE choice trades long horizon stability for near term evidence and the selector's note says so.</w:t>
+        <w:t>The bootstrap splits the 23 admissible arms into 17 stable (admissible in at least 90 percent of resamples and at least half the grid) and 6 fragile, and the 49 not admissible arms into 41 stable and 8 fragile (Table 2, Figure 2). At the variant level, which is what the selector acts on, the seven recommended variants keep at least one admissible engine arm in 100 percent of resamples for ACD, BM, CS, NE and SN, 99 percent for LS and 92 percent for WS. The fragile not admissible arms are all among the thirteen that a 25 percent Reineke tolerance admits, and the bootstrap puts all eight below even odds (CI default native sits at 0.50), so the primary rule's refusal to recommend them is not an artifact of one draw of stands. CA, IE, PN and UT are admitted by no cell of the grid. The grid shows where the rule does its work: the Reineke tolerance is the only axis that changes recommended variants (25 percent admits 12 further arms in CI, CR, EC, SO, TT, WC and WS); the p99 ceiling admits only three arms anywhere, so the shipped p99.9 is the permissive end of the magnitude axis; the 100 year horizon removes one arm (LS calibrated native) and no variant; the 3 percent tolerance removes four arms and no variant; the minimum of 30 evaluated trajectories changes nothing. In NE the stable arm is default native (96 percent) while the shipped preference for GOMPIT rests on the Paper 2 near term cohort, so the catalog's NE choice trades long horizon stability for near term evidence and the selector's note says so.</w:t>
       </w:r>
     </w:p>
     <w:p>
@@ -4449,7 +4449,7 @@
         <w:t>Table 2.</w:t>
       </w:r>
       <w:r>
-        <w:t xml:space="preserve"> The fifteen arms whose verdict is fragile under the stand bootstrap or the rule grid (</w:t>
+        <w:t xml:space="preserve"> The fourteen arms whose verdict is fragile under the stand bootstrap or the rule grid (</w:t>
       </w:r>
       <w:r>
         <w:rPr>
@@ -5075,7 +5075,7 @@
                 <w:b w:val="0"/>
                 <w:sz w:val="17"/>
               </w:rPr>
-              <w:t>0.89</w:t>
+              <w:t>0.85</w:t>
             </w:r>
           </w:p>
         </w:tc>
@@ -5650,170 +5650,6 @@
                 <w:b w:val="0"/>
                 <w:sz w:val="17"/>
               </w:rPr>
-              <w:t>WS</w:t>
-            </w:r>
-          </w:p>
-        </w:tc>
-        <w:tc>
-          <w:tcPr>
-            <w:tcW w:type="dxa" w:w="2272"/>
-            <w:vAlign w:val="center"/>
-            <w:tcBorders>
-              <w:top w:val="nil"/>
-              <w:bottom w:val="nil"/>
-              <w:left w:val="nil"/>
-              <w:right w:val="nil"/>
-              <w:insideH w:val="nil"/>
-              <w:insideV w:val="nil"/>
-            </w:tcBorders>
-          </w:tcPr>
-          <w:p>
-            <w:pPr>
-              <w:spacing w:after="20" w:before="20"/>
-              <w:jc w:val="center"/>
-            </w:pPr>
-            <w:r>
-              <w:rPr>
-                <w:b w:val="0"/>
-                <w:sz w:val="17"/>
-              </w:rPr>
-              <w:t>calibrated, native</w:t>
-            </w:r>
-          </w:p>
-        </w:tc>
-        <w:tc>
-          <w:tcPr>
-            <w:tcW w:type="dxa" w:w="1767"/>
-            <w:vAlign w:val="center"/>
-            <w:tcBorders>
-              <w:top w:val="nil"/>
-              <w:bottom w:val="nil"/>
-              <w:left w:val="nil"/>
-              <w:right w:val="nil"/>
-              <w:insideH w:val="nil"/>
-              <w:insideV w:val="nil"/>
-            </w:tcBorders>
-          </w:tcPr>
-          <w:p>
-            <w:pPr>
-              <w:spacing w:after="20" w:before="20"/>
-              <w:jc w:val="center"/>
-            </w:pPr>
-            <w:r>
-              <w:rPr>
-                <w:b w:val="0"/>
-                <w:sz w:val="17"/>
-              </w:rPr>
-              <w:t>admissible</w:t>
-            </w:r>
-          </w:p>
-        </w:tc>
-        <w:tc>
-          <w:tcPr>
-            <w:tcW w:type="dxa" w:w="1727"/>
-            <w:vAlign w:val="center"/>
-            <w:tcBorders>
-              <w:top w:val="nil"/>
-              <w:bottom w:val="nil"/>
-              <w:left w:val="nil"/>
-              <w:right w:val="nil"/>
-              <w:insideH w:val="nil"/>
-              <w:insideV w:val="nil"/>
-            </w:tcBorders>
-          </w:tcPr>
-          <w:p>
-            <w:pPr>
-              <w:spacing w:after="20" w:before="20"/>
-              <w:jc w:val="center"/>
-            </w:pPr>
-            <w:r>
-              <w:rPr>
-                <w:b w:val="0"/>
-                <w:sz w:val="17"/>
-              </w:rPr>
-              <w:t>0.88</w:t>
-            </w:r>
-          </w:p>
-        </w:tc>
-        <w:tc>
-          <w:tcPr>
-            <w:tcW w:type="dxa" w:w="930"/>
-            <w:vAlign w:val="center"/>
-            <w:tcBorders>
-              <w:top w:val="nil"/>
-              <w:bottom w:val="nil"/>
-              <w:left w:val="nil"/>
-              <w:right w:val="nil"/>
-              <w:insideH w:val="nil"/>
-              <w:insideV w:val="nil"/>
-            </w:tcBorders>
-          </w:tcPr>
-          <w:p>
-            <w:pPr>
-              <w:spacing w:after="20" w:before="20"/>
-              <w:jc w:val="center"/>
-            </w:pPr>
-            <w:r>
-              <w:rPr>
-                <w:b w:val="0"/>
-                <w:sz w:val="17"/>
-              </w:rPr>
-              <w:t>0.50</w:t>
-            </w:r>
-          </w:p>
-        </w:tc>
-        <w:tc>
-          <w:tcPr>
-            <w:tcW w:type="dxa" w:w="1462"/>
-            <w:vAlign w:val="center"/>
-            <w:tcBorders>
-              <w:top w:val="nil"/>
-              <w:bottom w:val="nil"/>
-              <w:left w:val="nil"/>
-              <w:right w:val="nil"/>
-              <w:insideH w:val="nil"/>
-              <w:insideV w:val="nil"/>
-            </w:tcBorders>
-          </w:tcPr>
-          <w:p>
-            <w:pPr>
-              <w:spacing w:after="20" w:before="20"/>
-              <w:jc w:val="center"/>
-            </w:pPr>
-            <w:r>
-              <w:rPr>
-                <w:b w:val="0"/>
-                <w:sz w:val="17"/>
-              </w:rPr>
-              <w:t>fragile</w:t>
-            </w:r>
-          </w:p>
-        </w:tc>
-      </w:tr>
-      <w:tr>
-        <w:tc>
-          <w:tcPr>
-            <w:tcW w:type="dxa" w:w="1196"/>
-            <w:vAlign w:val="center"/>
-            <w:tcBorders>
-              <w:top w:val="nil"/>
-              <w:bottom w:val="nil"/>
-              <w:left w:val="nil"/>
-              <w:right w:val="nil"/>
-              <w:insideH w:val="nil"/>
-              <w:insideV w:val="nil"/>
-            </w:tcBorders>
-          </w:tcPr>
-          <w:p>
-            <w:pPr>
-              <w:spacing w:after="20" w:before="20"/>
-              <w:jc w:val="center"/>
-            </w:pPr>
-            <w:r>
-              <w:rPr>
-                <w:b w:val="0"/>
-                <w:sz w:val="17"/>
-              </w:rPr>
               <w:t>CI</w:t>
             </w:r>
           </w:p>
@@ -6223,7 +6059,7 @@
                 <w:b w:val="0"/>
                 <w:sz w:val="17"/>
               </w:rPr>
-              <w:t>0.14</w:t>
+              <w:t>0.13</w:t>
             </w:r>
           </w:p>
         </w:tc>
@@ -6250,7 +6086,7 @@
                 <w:b w:val="0"/>
                 <w:sz w:val="17"/>
               </w:rPr>
-              <w:t>0.33</w:t>
+              <w:t>0.17</w:t>
             </w:r>
           </w:p>
         </w:tc>
@@ -7158,7 +6994,7 @@
         <w:t>Figure 2.</w:t>
       </w:r>
       <w:r>
-        <w:t xml:space="preserve"> Stability of every shipped verdict: the share of 144 rule cells admitting each arm against the bootstrap probability that it is admissible under the shipped rule. No verdict is overturned; the seven fragile admissible arms are labelled.</w:t>
+        <w:t xml:space="preserve"> Stability of every shipped verdict: the share of 144 rule cells admitting each arm against the bootstrap probability that it is admissible under the shipped rule. No verdict is overturned; the six fragile admissible arms are labelled.</w:t>
       </w:r>
     </w:p>
     <w:p>
@@ -7265,14 +7101,14 @@
     </w:p>
     <w:p>
       <w:r>
-        <w:t xml:space="preserve">The catalog tables, gate table, stress tables, per variant scorecards, scripts, run index and the running memo (Sections 1 to 18) are on the fvs-modern main branch of the advanced-forestry-systems organization (pull requests 118 to 137; the current catalog is </w:t>
+        <w:t xml:space="preserve">The catalog tables, gate table, stress tables, per variant scorecards, scripts, run index and the running memo (Sections 1 to 19) are on the fvs-modern main branch of the advanced-forestry-systems organization (pull requests 118 to 137, 144 and 145; the current catalog is </w:t>
       </w:r>
       <w:r>
         <w:rPr>
           <w:rFonts w:ascii="Consolas" w:hAnsi="Consolas"/>
           <w:sz w:val="19"/>
         </w:rPr>
-        <w:t>gates_v6</w:t>
+        <w:t>gates_v8</w:t>
       </w:r>
       <w:r>
         <w:t xml:space="preserve">), under </w:t>
@@ -7295,7 +7131,7 @@
         <w:t>validation/bakuzis_stress_v2/</w:t>
       </w:r>
       <w:r>
-        <w:t>. The Zenodo record that accompanies this report (concept DOI 10.5281/zenodo.23777723; version 1.0.0 at 10.5281/zenodo.23777724 holds the first catalog, version 1.1.0 at 10.5281/zenodo.23788727 the catalog regenerated after the seeding fix, and version 1.2.0 the catalog with the calibrated arms rerun after the overlay fix) carries the same tables and scripts with their checksums, this report, and the presentation. FIA plot identifiers and coordinates do not appear in any deposited file; the stand sample is described by variant and count only.</w:t>
+        <w:t>. The Zenodo record that accompanies this report (concept DOI 10.5281/zenodo.23777723; version 1.0.0 at 10.5281/zenodo.23777724 holds the first catalog, version 1.1.0 at 10.5281/zenodo.23788727 the catalog regenerated after the seeding fix, and version 1.2.0 the catalog rerun after the overlay fix and the plot-size expansion fix) carries the same tables and scripts with their checksums, this report, and the presentation. FIA plot identifiers and coordinates do not appear in any deposited file; the stand sample is described by variant and count only.</w:t>
       </w:r>
     </w:p>
     <w:p>
